--- a/2.docx
+++ b/2.docx
@@ -18,21 +18,30 @@
       </w:r>
     </w:p>
     <w:p>
-      <w:proofErr w:type="spellStart"/>
       <w:r>
         <w:rPr>
           <w:b/>
           <w:bCs/>
         </w:rPr>
-        <w:t>Lỗi</w:t>
+        <w:t xml:space="preserve">Lỗi 1 </w:t>
       </w:r>
-      <w:proofErr w:type="spellEnd"/>
+    </w:p>
+    <w:p>
+      <w:pPr>
+        <w:numPr>
+          <w:ilvl w:val="0"/>
+          <w:numId w:val="1"/>
+        </w:numPr>
+      </w:pPr>
       <w:r>
         <w:rPr>
           <w:b/>
           <w:bCs/>
         </w:rPr>
-        <w:t xml:space="preserve"> 1 </w:t>
+        <w:t>Thực tập sinh vẽ:</w:t>
+      </w:r>
+      <w:r>
+        <w:t xml:space="preserve"> Dùng mũi tên Async đẩy sang một Lifeline mới tinh (ảo).</w:t>
       </w:r>
     </w:p>
     <w:p>
@@ -42,1010 +51,97 @@
           <w:numId w:val="1"/>
         </w:numPr>
       </w:pPr>
-      <w:proofErr w:type="spellStart"/>
       <w:r>
         <w:rPr>
           <w:b/>
           <w:bCs/>
         </w:rPr>
-        <w:t>Thực</w:t>
+        <w:t>Cách sửa đúng:</w:t>
       </w:r>
-      <w:proofErr w:type="spellEnd"/>
+      <w:r>
+        <w:t xml:space="preserve"> Phải dùng thông điệp </w:t>
+      </w:r>
       <w:r>
         <w:rPr>
           <w:b/>
           <w:bCs/>
         </w:rPr>
-        <w:t xml:space="preserve"> </w:t>
+        <w:t>Tự gọi (Self Message)</w:t>
       </w:r>
-      <w:proofErr w:type="spellStart"/>
+      <w:r>
+        <w:t>. Mũi tên nét liền vòng cung xuất phát từ Cổng Thanh Toán và quay lại chính nó.</w:t>
+      </w:r>
+    </w:p>
+    <w:p>
+      <w:pPr>
+        <w:tabs>
+          <w:tab w:val="num" w:pos="720"/>
+        </w:tabs>
+        <w:rPr>
+          <w:b/>
+          <w:bCs/>
+        </w:rPr>
+      </w:pPr>
       <w:r>
         <w:rPr>
           <w:b/>
           <w:bCs/>
         </w:rPr>
-        <w:t>tập</w:t>
+        <w:t xml:space="preserve">Lỗi 2 </w:t>
       </w:r>
-      <w:proofErr w:type="spellEnd"/>
+    </w:p>
+    <w:p>
+      <w:pPr>
+        <w:tabs>
+          <w:tab w:val="num" w:pos="720"/>
+        </w:tabs>
+      </w:pPr>
       <w:r>
         <w:rPr>
           <w:b/>
           <w:bCs/>
         </w:rPr>
-        <w:t xml:space="preserve"> </w:t>
+        <w:t>Thực tập sinh vẽ:</w:t>
       </w:r>
-      <w:proofErr w:type="spellStart"/>
+      <w:r>
+        <w:t xml:space="preserve"> Dùng mũi tên Đồng bộ (Sync) bắt Cổng Thanh Toán phải đợi EmailServer.</w:t>
+      </w:r>
+    </w:p>
+    <w:p>
+      <w:pPr>
+        <w:numPr>
+          <w:ilvl w:val="0"/>
+          <w:numId w:val="2"/>
+        </w:numPr>
+      </w:pPr>
       <w:r>
         <w:rPr>
           <w:b/>
           <w:bCs/>
         </w:rPr>
-        <w:t>sinh</w:t>
+        <w:t>Cách sửa đúng:</w:t>
       </w:r>
-      <w:proofErr w:type="spellEnd"/>
+      <w:r>
+        <w:t xml:space="preserve"> Phải dùng thông điệp </w:t>
+      </w:r>
       <w:r>
         <w:rPr>
           <w:b/>
           <w:bCs/>
         </w:rPr>
-        <w:t xml:space="preserve"> </w:t>
-      </w:r>
-      <w:proofErr w:type="spellStart"/>
-      <w:r>
-        <w:rPr>
-          <w:b/>
-          <w:bCs/>
-        </w:rPr>
-        <w:t>vẽ</w:t>
-      </w:r>
-      <w:proofErr w:type="spellEnd"/>
-      <w:r>
-        <w:rPr>
-          <w:b/>
-          <w:bCs/>
-        </w:rPr>
-        <w:t>:</w:t>
+        <w:t>Bất đồng bộ (Async)</w:t>
       </w:r>
       <w:r>
-        <w:t xml:space="preserve"> </w:t>
-      </w:r>
-      <w:proofErr w:type="spellStart"/>
-      <w:r>
-        <w:t>Dùng</w:t>
-      </w:r>
-      <w:proofErr w:type="spellEnd"/>
-      <w:r>
-        <w:t xml:space="preserve"> </w:t>
-      </w:r>
-      <w:proofErr w:type="spellStart"/>
-      <w:r>
-        <w:t>mũi</w:t>
-      </w:r>
-      <w:proofErr w:type="spellEnd"/>
-      <w:r>
-        <w:t xml:space="preserve"> </w:t>
-      </w:r>
-      <w:proofErr w:type="spellStart"/>
-      <w:r>
-        <w:t>tên</w:t>
-      </w:r>
-      <w:proofErr w:type="spellEnd"/>
-      <w:r>
-        <w:t xml:space="preserve"> Async </w:t>
-      </w:r>
-      <w:proofErr w:type="spellStart"/>
-      <w:r>
-        <w:t>đẩy</w:t>
-      </w:r>
-      <w:proofErr w:type="spellEnd"/>
-      <w:r>
-        <w:t xml:space="preserve"> sang </w:t>
-      </w:r>
-      <w:proofErr w:type="spellStart"/>
-      <w:r>
-        <w:t>một</w:t>
-      </w:r>
-      <w:proofErr w:type="spellEnd"/>
-      <w:r>
-        <w:t xml:space="preserve"> Lifeline </w:t>
-      </w:r>
-      <w:proofErr w:type="spellStart"/>
-      <w:r>
-        <w:t>mới</w:t>
-      </w:r>
-      <w:proofErr w:type="spellEnd"/>
-      <w:r>
-        <w:t xml:space="preserve"> </w:t>
-      </w:r>
-      <w:proofErr w:type="spellStart"/>
-      <w:r>
-        <w:t>tinh</w:t>
-      </w:r>
-      <w:proofErr w:type="spellEnd"/>
-      <w:r>
-        <w:t xml:space="preserve"> (</w:t>
-      </w:r>
-      <w:proofErr w:type="spellStart"/>
-      <w:r>
-        <w:t>ảo</w:t>
-      </w:r>
-      <w:proofErr w:type="spellEnd"/>
-      <w:r>
-        <w:t>).</w:t>
-      </w:r>
-    </w:p>
-    <w:p>
-      <w:pPr>
-        <w:numPr>
-          <w:ilvl w:val="0"/>
-          <w:numId w:val="1"/>
-        </w:numPr>
-      </w:pPr>
-      <w:proofErr w:type="spellStart"/>
-      <w:r>
-        <w:rPr>
-          <w:b/>
-          <w:bCs/>
-        </w:rPr>
-        <w:t>Cách</w:t>
-      </w:r>
-      <w:proofErr w:type="spellEnd"/>
-      <w:r>
-        <w:rPr>
-          <w:b/>
-          <w:bCs/>
-        </w:rPr>
-        <w:t xml:space="preserve"> </w:t>
-      </w:r>
-      <w:proofErr w:type="spellStart"/>
-      <w:r>
-        <w:rPr>
-          <w:b/>
-          <w:bCs/>
-        </w:rPr>
-        <w:t>sửa</w:t>
-      </w:r>
-      <w:proofErr w:type="spellEnd"/>
-      <w:r>
-        <w:rPr>
-          <w:b/>
-          <w:bCs/>
-        </w:rPr>
-        <w:t xml:space="preserve"> </w:t>
-      </w:r>
-      <w:proofErr w:type="spellStart"/>
-      <w:r>
-        <w:rPr>
-          <w:b/>
-          <w:bCs/>
-        </w:rPr>
-        <w:t>đúng</w:t>
-      </w:r>
-      <w:proofErr w:type="spellEnd"/>
-      <w:r>
-        <w:rPr>
-          <w:b/>
-          <w:bCs/>
-        </w:rPr>
-        <w:t>:</w:t>
-      </w:r>
-      <w:r>
-        <w:t xml:space="preserve"> </w:t>
-      </w:r>
-      <w:proofErr w:type="spellStart"/>
-      <w:r>
-        <w:t>Phải</w:t>
-      </w:r>
-      <w:proofErr w:type="spellEnd"/>
-      <w:r>
-        <w:t xml:space="preserve"> </w:t>
-      </w:r>
-      <w:proofErr w:type="spellStart"/>
-      <w:r>
-        <w:t>dùng</w:t>
-      </w:r>
-      <w:proofErr w:type="spellEnd"/>
-      <w:r>
-        <w:t xml:space="preserve"> </w:t>
-      </w:r>
-      <w:proofErr w:type="spellStart"/>
-      <w:r>
-        <w:t>thông</w:t>
-      </w:r>
-      <w:proofErr w:type="spellEnd"/>
-      <w:r>
-        <w:t xml:space="preserve"> </w:t>
-      </w:r>
-      <w:proofErr w:type="spellStart"/>
-      <w:r>
-        <w:t>điệp</w:t>
-      </w:r>
-      <w:proofErr w:type="spellEnd"/>
-      <w:r>
-        <w:t xml:space="preserve"> </w:t>
-      </w:r>
-      <w:proofErr w:type="spellStart"/>
-      <w:r>
-        <w:rPr>
-          <w:b/>
-          <w:bCs/>
-        </w:rPr>
-        <w:t>Tự</w:t>
-      </w:r>
-      <w:proofErr w:type="spellEnd"/>
-      <w:r>
-        <w:rPr>
-          <w:b/>
-          <w:bCs/>
-        </w:rPr>
-        <w:t xml:space="preserve"> </w:t>
-      </w:r>
-      <w:proofErr w:type="spellStart"/>
-      <w:r>
-        <w:rPr>
-          <w:b/>
-          <w:bCs/>
-        </w:rPr>
-        <w:t>gọi</w:t>
-      </w:r>
-      <w:proofErr w:type="spellEnd"/>
-      <w:r>
-        <w:rPr>
-          <w:b/>
-          <w:bCs/>
-        </w:rPr>
-        <w:t xml:space="preserve"> (Self Message)</w:t>
-      </w:r>
-      <w:r>
-        <w:t xml:space="preserve">. </w:t>
-      </w:r>
-      <w:proofErr w:type="spellStart"/>
-      <w:r>
-        <w:t>Mũi</w:t>
-      </w:r>
-      <w:proofErr w:type="spellEnd"/>
-      <w:r>
-        <w:t xml:space="preserve"> </w:t>
-      </w:r>
-      <w:proofErr w:type="spellStart"/>
-      <w:r>
-        <w:t>tên</w:t>
-      </w:r>
-      <w:proofErr w:type="spellEnd"/>
-      <w:r>
-        <w:t xml:space="preserve"> </w:t>
-      </w:r>
-      <w:proofErr w:type="spellStart"/>
-      <w:r>
-        <w:t>nét</w:t>
-      </w:r>
-      <w:proofErr w:type="spellEnd"/>
-      <w:r>
-        <w:t xml:space="preserve"> </w:t>
-      </w:r>
-      <w:proofErr w:type="spellStart"/>
-      <w:r>
-        <w:t>liền</w:t>
-      </w:r>
-      <w:proofErr w:type="spellEnd"/>
-      <w:r>
-        <w:t xml:space="preserve"> </w:t>
-      </w:r>
-      <w:proofErr w:type="spellStart"/>
-      <w:r>
-        <w:t>vòng</w:t>
-      </w:r>
-      <w:proofErr w:type="spellEnd"/>
-      <w:r>
-        <w:t xml:space="preserve"> </w:t>
-      </w:r>
-      <w:proofErr w:type="spellStart"/>
-      <w:r>
-        <w:t>cung</w:t>
-      </w:r>
-      <w:proofErr w:type="spellEnd"/>
-      <w:r>
-        <w:t xml:space="preserve"> </w:t>
-      </w:r>
-      <w:proofErr w:type="spellStart"/>
-      <w:r>
-        <w:t>xuất</w:t>
-      </w:r>
-      <w:proofErr w:type="spellEnd"/>
-      <w:r>
-        <w:t xml:space="preserve"> </w:t>
-      </w:r>
-      <w:proofErr w:type="spellStart"/>
-      <w:r>
-        <w:t>phát</w:t>
-      </w:r>
-      <w:proofErr w:type="spellEnd"/>
-      <w:r>
-        <w:t xml:space="preserve"> </w:t>
-      </w:r>
-      <w:proofErr w:type="spellStart"/>
-      <w:r>
-        <w:t>từ</w:t>
-      </w:r>
-      <w:proofErr w:type="spellEnd"/>
-      <w:r>
-        <w:t xml:space="preserve"> </w:t>
-      </w:r>
-      <w:proofErr w:type="spellStart"/>
-      <w:r>
-        <w:t>Cổng</w:t>
-      </w:r>
-      <w:proofErr w:type="spellEnd"/>
-      <w:r>
-        <w:t xml:space="preserve"> Thanh </w:t>
-      </w:r>
-      <w:proofErr w:type="spellStart"/>
-      <w:r>
-        <w:t>Toán</w:t>
-      </w:r>
-      <w:proofErr w:type="spellEnd"/>
-      <w:r>
-        <w:t xml:space="preserve"> </w:t>
-      </w:r>
-      <w:proofErr w:type="spellStart"/>
-      <w:r>
-        <w:t>và</w:t>
-      </w:r>
-      <w:proofErr w:type="spellEnd"/>
-      <w:r>
-        <w:t xml:space="preserve"> quay </w:t>
-      </w:r>
-      <w:proofErr w:type="spellStart"/>
-      <w:r>
-        <w:t>lại</w:t>
-      </w:r>
-      <w:proofErr w:type="spellEnd"/>
-      <w:r>
-        <w:t xml:space="preserve"> </w:t>
-      </w:r>
-      <w:proofErr w:type="spellStart"/>
-      <w:r>
-        <w:t>chính</w:t>
-      </w:r>
-      <w:proofErr w:type="spellEnd"/>
-      <w:r>
-        <w:t xml:space="preserve"> </w:t>
-      </w:r>
-      <w:proofErr w:type="spellStart"/>
-      <w:r>
-        <w:t>nó</w:t>
-      </w:r>
-      <w:proofErr w:type="spellEnd"/>
-      <w:r>
-        <w:t>.</w:t>
-      </w:r>
-    </w:p>
-    <w:p>
-      <w:pPr>
-        <w:tabs>
-          <w:tab w:val="num" w:pos="720"/>
-        </w:tabs>
-        <w:rPr>
-          <w:b/>
-          <w:bCs/>
-        </w:rPr>
-      </w:pPr>
-      <w:proofErr w:type="spellStart"/>
-      <w:r>
-        <w:rPr>
-          <w:b/>
-          <w:bCs/>
-        </w:rPr>
-        <w:t>Lỗi</w:t>
-      </w:r>
-      <w:proofErr w:type="spellEnd"/>
-      <w:r>
-        <w:rPr>
-          <w:b/>
-          <w:bCs/>
-        </w:rPr>
-        <w:t xml:space="preserve"> 2 </w:t>
-      </w:r>
-    </w:p>
-    <w:p>
-      <w:pPr>
-        <w:tabs>
-          <w:tab w:val="num" w:pos="720"/>
-        </w:tabs>
-      </w:pPr>
-      <w:proofErr w:type="spellStart"/>
-      <w:r>
-        <w:rPr>
-          <w:b/>
-          <w:bCs/>
-        </w:rPr>
-        <w:t>Thực</w:t>
-      </w:r>
-      <w:proofErr w:type="spellEnd"/>
-      <w:r>
-        <w:rPr>
-          <w:b/>
-          <w:bCs/>
-        </w:rPr>
-        <w:t xml:space="preserve"> </w:t>
-      </w:r>
-      <w:proofErr w:type="spellStart"/>
-      <w:r>
-        <w:rPr>
-          <w:b/>
-          <w:bCs/>
-        </w:rPr>
-        <w:t>tập</w:t>
-      </w:r>
-      <w:proofErr w:type="spellEnd"/>
-      <w:r>
-        <w:rPr>
-          <w:b/>
-          <w:bCs/>
-        </w:rPr>
-        <w:t xml:space="preserve"> </w:t>
-      </w:r>
-      <w:proofErr w:type="spellStart"/>
-      <w:r>
-        <w:rPr>
-          <w:b/>
-          <w:bCs/>
-        </w:rPr>
-        <w:t>sinh</w:t>
-      </w:r>
-      <w:proofErr w:type="spellEnd"/>
-      <w:r>
-        <w:rPr>
-          <w:b/>
-          <w:bCs/>
-        </w:rPr>
-        <w:t xml:space="preserve"> </w:t>
-      </w:r>
-      <w:proofErr w:type="spellStart"/>
-      <w:r>
-        <w:rPr>
-          <w:b/>
-          <w:bCs/>
-        </w:rPr>
-        <w:t>vẽ</w:t>
-      </w:r>
-      <w:proofErr w:type="spellEnd"/>
-      <w:r>
-        <w:rPr>
-          <w:b/>
-          <w:bCs/>
-        </w:rPr>
-        <w:t>:</w:t>
-      </w:r>
-      <w:r>
-        <w:t xml:space="preserve"> </w:t>
-      </w:r>
-      <w:proofErr w:type="spellStart"/>
-      <w:r>
-        <w:t>Dùng</w:t>
-      </w:r>
-      <w:proofErr w:type="spellEnd"/>
-      <w:r>
-        <w:t xml:space="preserve"> </w:t>
-      </w:r>
-      <w:proofErr w:type="spellStart"/>
-      <w:r>
-        <w:t>mũi</w:t>
-      </w:r>
-      <w:proofErr w:type="spellEnd"/>
-      <w:r>
-        <w:t xml:space="preserve"> </w:t>
-      </w:r>
-      <w:proofErr w:type="spellStart"/>
-      <w:r>
-        <w:t>tên</w:t>
-      </w:r>
-      <w:proofErr w:type="spellEnd"/>
-      <w:r>
-        <w:t xml:space="preserve"> </w:t>
-      </w:r>
-      <w:proofErr w:type="spellStart"/>
-      <w:r>
-        <w:t>Đồng</w:t>
-      </w:r>
-      <w:proofErr w:type="spellEnd"/>
-      <w:r>
-        <w:t xml:space="preserve"> </w:t>
-      </w:r>
-      <w:proofErr w:type="spellStart"/>
-      <w:r>
-        <w:t>bộ</w:t>
-      </w:r>
-      <w:proofErr w:type="spellEnd"/>
-      <w:r>
-        <w:t xml:space="preserve"> (Sync) </w:t>
-      </w:r>
-      <w:proofErr w:type="spellStart"/>
-      <w:r>
-        <w:t>bắt</w:t>
-      </w:r>
-      <w:proofErr w:type="spellEnd"/>
-      <w:r>
-        <w:t xml:space="preserve"> </w:t>
-      </w:r>
-      <w:proofErr w:type="spellStart"/>
-      <w:r>
-        <w:t>Cổng</w:t>
-      </w:r>
-      <w:proofErr w:type="spellEnd"/>
-      <w:r>
-        <w:t xml:space="preserve"> Thanh </w:t>
-      </w:r>
-      <w:proofErr w:type="spellStart"/>
-      <w:r>
-        <w:t>Toán</w:t>
-      </w:r>
-      <w:proofErr w:type="spellEnd"/>
-      <w:r>
-        <w:t xml:space="preserve"> </w:t>
-      </w:r>
-      <w:proofErr w:type="spellStart"/>
-      <w:r>
-        <w:t>phải</w:t>
-      </w:r>
-      <w:proofErr w:type="spellEnd"/>
-      <w:r>
-        <w:t xml:space="preserve"> </w:t>
-      </w:r>
-      <w:proofErr w:type="spellStart"/>
-      <w:r>
-        <w:t>đợi</w:t>
-      </w:r>
-      <w:proofErr w:type="spellEnd"/>
-      <w:r>
-        <w:t xml:space="preserve"> </w:t>
-      </w:r>
-      <w:proofErr w:type="spellStart"/>
-      <w:r>
-        <w:t>EmailServer</w:t>
-      </w:r>
-      <w:proofErr w:type="spellEnd"/>
-      <w:r>
-        <w:t>.</w:t>
-      </w:r>
-    </w:p>
-    <w:p>
-      <w:pPr>
-        <w:numPr>
-          <w:ilvl w:val="0"/>
-          <w:numId w:val="2"/>
-        </w:numPr>
-      </w:pPr>
-      <w:proofErr w:type="spellStart"/>
-      <w:r>
-        <w:rPr>
-          <w:b/>
-          <w:bCs/>
-        </w:rPr>
-        <w:t>Cách</w:t>
-      </w:r>
-      <w:proofErr w:type="spellEnd"/>
-      <w:r>
-        <w:rPr>
-          <w:b/>
-          <w:bCs/>
-        </w:rPr>
-        <w:t xml:space="preserve"> </w:t>
-      </w:r>
-      <w:proofErr w:type="spellStart"/>
-      <w:r>
-        <w:rPr>
-          <w:b/>
-          <w:bCs/>
-        </w:rPr>
-        <w:t>sửa</w:t>
-      </w:r>
-      <w:proofErr w:type="spellEnd"/>
-      <w:r>
-        <w:rPr>
-          <w:b/>
-          <w:bCs/>
-        </w:rPr>
-        <w:t xml:space="preserve"> </w:t>
-      </w:r>
-      <w:proofErr w:type="spellStart"/>
-      <w:r>
-        <w:rPr>
-          <w:b/>
-          <w:bCs/>
-        </w:rPr>
-        <w:t>đúng</w:t>
-      </w:r>
-      <w:proofErr w:type="spellEnd"/>
-      <w:r>
-        <w:rPr>
-          <w:b/>
-          <w:bCs/>
-        </w:rPr>
-        <w:t>:</w:t>
-      </w:r>
-      <w:r>
-        <w:t xml:space="preserve"> </w:t>
-      </w:r>
-      <w:proofErr w:type="spellStart"/>
-      <w:r>
-        <w:t>Phải</w:t>
-      </w:r>
-      <w:proofErr w:type="spellEnd"/>
-      <w:r>
-        <w:t xml:space="preserve"> </w:t>
-      </w:r>
-      <w:proofErr w:type="spellStart"/>
-      <w:r>
-        <w:t>dùng</w:t>
-      </w:r>
-      <w:proofErr w:type="spellEnd"/>
-      <w:r>
-        <w:t xml:space="preserve"> </w:t>
-      </w:r>
-      <w:proofErr w:type="spellStart"/>
-      <w:r>
-        <w:t>thông</w:t>
-      </w:r>
-      <w:proofErr w:type="spellEnd"/>
-      <w:r>
-        <w:t xml:space="preserve"> </w:t>
-      </w:r>
-      <w:proofErr w:type="spellStart"/>
-      <w:r>
-        <w:t>điệp</w:t>
-      </w:r>
-      <w:proofErr w:type="spellEnd"/>
-      <w:r>
-        <w:t xml:space="preserve"> </w:t>
-      </w:r>
-      <w:proofErr w:type="spellStart"/>
-      <w:r>
-        <w:rPr>
-          <w:b/>
-          <w:bCs/>
-        </w:rPr>
-        <w:t>Bất</w:t>
-      </w:r>
-      <w:proofErr w:type="spellEnd"/>
-      <w:r>
-        <w:rPr>
-          <w:b/>
-          <w:bCs/>
-        </w:rPr>
-        <w:t xml:space="preserve"> </w:t>
-      </w:r>
-      <w:proofErr w:type="spellStart"/>
-      <w:r>
-        <w:rPr>
-          <w:b/>
-          <w:bCs/>
-        </w:rPr>
-        <w:t>đồng</w:t>
-      </w:r>
-      <w:proofErr w:type="spellEnd"/>
-      <w:r>
-        <w:rPr>
-          <w:b/>
-          <w:bCs/>
-        </w:rPr>
-        <w:t xml:space="preserve"> </w:t>
-      </w:r>
-      <w:proofErr w:type="spellStart"/>
-      <w:r>
-        <w:rPr>
-          <w:b/>
-          <w:bCs/>
-        </w:rPr>
-        <w:t>bộ</w:t>
-      </w:r>
-      <w:proofErr w:type="spellEnd"/>
-      <w:r>
-        <w:rPr>
-          <w:b/>
-          <w:bCs/>
-        </w:rPr>
-        <w:t xml:space="preserve"> (Async)</w:t>
-      </w:r>
-      <w:r>
-        <w:t xml:space="preserve">. </w:t>
-      </w:r>
-      <w:proofErr w:type="spellStart"/>
-      <w:r>
-        <w:t>Gửi</w:t>
-      </w:r>
-      <w:proofErr w:type="spellEnd"/>
-      <w:r>
-        <w:t xml:space="preserve"> </w:t>
-      </w:r>
-      <w:proofErr w:type="spellStart"/>
-      <w:r>
-        <w:t>lệnh</w:t>
-      </w:r>
-      <w:proofErr w:type="spellEnd"/>
-      <w:r>
-        <w:t xml:space="preserve"> </w:t>
-      </w:r>
-      <w:proofErr w:type="spellStart"/>
-      <w:r>
-        <w:t>bắn</w:t>
-      </w:r>
-      <w:proofErr w:type="spellEnd"/>
-      <w:r>
-        <w:t xml:space="preserve"> mail </w:t>
-      </w:r>
-      <w:proofErr w:type="spellStart"/>
-      <w:r>
-        <w:t>xong</w:t>
-      </w:r>
-      <w:proofErr w:type="spellEnd"/>
-      <w:r>
-        <w:t xml:space="preserve"> </w:t>
-      </w:r>
-      <w:proofErr w:type="spellStart"/>
-      <w:r>
-        <w:t>là</w:t>
-      </w:r>
-      <w:proofErr w:type="spellEnd"/>
-      <w:r>
-        <w:t xml:space="preserve"> </w:t>
-      </w:r>
-      <w:proofErr w:type="spellStart"/>
-      <w:r>
-        <w:t>Cổng</w:t>
-      </w:r>
-      <w:proofErr w:type="spellEnd"/>
-      <w:r>
-        <w:t xml:space="preserve"> Thanh </w:t>
-      </w:r>
-      <w:proofErr w:type="spellStart"/>
-      <w:r>
-        <w:t>Toán</w:t>
-      </w:r>
-      <w:proofErr w:type="spellEnd"/>
-      <w:r>
-        <w:t xml:space="preserve"> "</w:t>
-      </w:r>
-      <w:proofErr w:type="spellStart"/>
-      <w:r>
-        <w:t>đem</w:t>
-      </w:r>
-      <w:proofErr w:type="spellEnd"/>
-      <w:r>
-        <w:t xml:space="preserve"> con </w:t>
-      </w:r>
-      <w:proofErr w:type="spellStart"/>
-      <w:r>
-        <w:t>bỏ</w:t>
-      </w:r>
-      <w:proofErr w:type="spellEnd"/>
-      <w:r>
-        <w:t xml:space="preserve"> </w:t>
-      </w:r>
-      <w:proofErr w:type="spellStart"/>
-      <w:r>
-        <w:t>chợ</w:t>
-      </w:r>
-      <w:proofErr w:type="spellEnd"/>
-      <w:r>
-        <w:t xml:space="preserve">", </w:t>
-      </w:r>
-      <w:proofErr w:type="spellStart"/>
-      <w:r>
-        <w:t>đi</w:t>
-      </w:r>
-      <w:proofErr w:type="spellEnd"/>
-      <w:r>
-        <w:t xml:space="preserve"> </w:t>
-      </w:r>
-      <w:proofErr w:type="spellStart"/>
-      <w:r>
-        <w:t>tiếp</w:t>
-      </w:r>
-      <w:proofErr w:type="spellEnd"/>
-      <w:r>
-        <w:t xml:space="preserve"> </w:t>
-      </w:r>
-      <w:proofErr w:type="spellStart"/>
-      <w:r>
-        <w:t>việc</w:t>
-      </w:r>
-      <w:proofErr w:type="spellEnd"/>
-      <w:r>
-        <w:t xml:space="preserve"> </w:t>
-      </w:r>
-      <w:proofErr w:type="spellStart"/>
-      <w:r>
-        <w:t>của</w:t>
-      </w:r>
-      <w:proofErr w:type="spellEnd"/>
-      <w:r>
-        <w:t xml:space="preserve"> </w:t>
-      </w:r>
-      <w:proofErr w:type="spellStart"/>
-      <w:r>
-        <w:t>nó</w:t>
-      </w:r>
-      <w:proofErr w:type="spellEnd"/>
-      <w:r>
-        <w:t xml:space="preserve"> (</w:t>
-      </w:r>
-      <w:proofErr w:type="spellStart"/>
-      <w:r>
-        <w:t>báo</w:t>
-      </w:r>
-      <w:proofErr w:type="spellEnd"/>
-      <w:r>
-        <w:t xml:space="preserve"> </w:t>
-      </w:r>
-      <w:proofErr w:type="spellStart"/>
-      <w:r>
-        <w:t>thành</w:t>
-      </w:r>
-      <w:proofErr w:type="spellEnd"/>
-      <w:r>
-        <w:t xml:space="preserve"> </w:t>
-      </w:r>
-      <w:proofErr w:type="spellStart"/>
-      <w:r>
-        <w:t>công</w:t>
-      </w:r>
-      <w:proofErr w:type="spellEnd"/>
-      <w:r>
-        <w:t xml:space="preserve"> </w:t>
-      </w:r>
-      <w:proofErr w:type="spellStart"/>
-      <w:r>
-        <w:t>cho</w:t>
-      </w:r>
-      <w:proofErr w:type="spellEnd"/>
-      <w:r>
-        <w:t xml:space="preserve"> user) </w:t>
-      </w:r>
-      <w:proofErr w:type="spellStart"/>
-      <w:r>
-        <w:t>luôn</w:t>
-      </w:r>
-      <w:proofErr w:type="spellEnd"/>
-      <w:r>
-        <w:t xml:space="preserve"> </w:t>
-      </w:r>
-      <w:proofErr w:type="spellStart"/>
-      <w:r>
-        <w:t>chứ</w:t>
-      </w:r>
-      <w:proofErr w:type="spellEnd"/>
-      <w:r>
-        <w:t xml:space="preserve"> </w:t>
-      </w:r>
-      <w:proofErr w:type="spellStart"/>
-      <w:r>
-        <w:t>không</w:t>
-      </w:r>
-      <w:proofErr w:type="spellEnd"/>
-      <w:r>
-        <w:t xml:space="preserve"> </w:t>
-      </w:r>
-      <w:proofErr w:type="spellStart"/>
-      <w:r>
-        <w:t>chờ</w:t>
-      </w:r>
-      <w:proofErr w:type="spellEnd"/>
-      <w:r>
-        <w:t xml:space="preserve"> </w:t>
-      </w:r>
-      <w:proofErr w:type="spellStart"/>
-      <w:r>
-        <w:t>phản</w:t>
-      </w:r>
-      <w:proofErr w:type="spellEnd"/>
-      <w:r>
-        <w:t xml:space="preserve"> </w:t>
-      </w:r>
-      <w:proofErr w:type="spellStart"/>
-      <w:r>
-        <w:t>hồi</w:t>
-      </w:r>
-      <w:proofErr w:type="spellEnd"/>
-      <w:r>
-        <w:t xml:space="preserve">. </w:t>
-      </w:r>
-      <w:proofErr w:type="spellStart"/>
-      <w:r>
-        <w:t>Ký</w:t>
-      </w:r>
-      <w:proofErr w:type="spellEnd"/>
-      <w:r>
-        <w:t xml:space="preserve"> </w:t>
-      </w:r>
-      <w:proofErr w:type="spellStart"/>
-      <w:r>
-        <w:t>hiệu</w:t>
-      </w:r>
-      <w:proofErr w:type="spellEnd"/>
-      <w:r>
-        <w:t xml:space="preserve"> </w:t>
-      </w:r>
-      <w:proofErr w:type="spellStart"/>
-      <w:r>
-        <w:t>là</w:t>
-      </w:r>
-      <w:proofErr w:type="spellEnd"/>
-      <w:r>
-        <w:t xml:space="preserve"> </w:t>
-      </w:r>
-      <w:proofErr w:type="spellStart"/>
-      <w:r>
-        <w:t>mũi</w:t>
-      </w:r>
-      <w:proofErr w:type="spellEnd"/>
-      <w:r>
-        <w:t xml:space="preserve"> </w:t>
-      </w:r>
-      <w:proofErr w:type="spellStart"/>
-      <w:r>
-        <w:t>tên</w:t>
-      </w:r>
-      <w:proofErr w:type="spellEnd"/>
-      <w:r>
-        <w:t xml:space="preserve"> </w:t>
-      </w:r>
-      <w:proofErr w:type="spellStart"/>
-      <w:r>
-        <w:t>nét</w:t>
-      </w:r>
-      <w:proofErr w:type="spellEnd"/>
-      <w:r>
-        <w:t xml:space="preserve"> </w:t>
-      </w:r>
-      <w:proofErr w:type="spellStart"/>
-      <w:r>
-        <w:t>liền</w:t>
-      </w:r>
-      <w:proofErr w:type="spellEnd"/>
-      <w:r>
-        <w:t xml:space="preserve">, </w:t>
-      </w:r>
-      <w:proofErr w:type="spellStart"/>
-      <w:r>
-        <w:t>đầu</w:t>
-      </w:r>
-      <w:proofErr w:type="spellEnd"/>
-      <w:r>
-        <w:t xml:space="preserve"> </w:t>
-      </w:r>
-      <w:proofErr w:type="spellStart"/>
-      <w:r>
-        <w:t>mũi</w:t>
-      </w:r>
-      <w:proofErr w:type="spellEnd"/>
-      <w:r>
-        <w:t xml:space="preserve"> </w:t>
-      </w:r>
-      <w:proofErr w:type="spellStart"/>
-      <w:r>
-        <w:t>tên</w:t>
-      </w:r>
-      <w:proofErr w:type="spellEnd"/>
-      <w:r>
-        <w:t xml:space="preserve"> </w:t>
-      </w:r>
-      <w:proofErr w:type="spellStart"/>
-      <w:r>
-        <w:t>hở</w:t>
-      </w:r>
-      <w:proofErr w:type="spellEnd"/>
-      <w:r>
-        <w:t>.</w:t>
+        <w:t>. Gửi lệnh bắn mail xong là Cổng Thanh Toán "đem con bỏ chợ", đi tiếp việc của nó (báo thành công cho user) luôn chứ không chờ phản hồi. Ký hiệu là mũi tên nét liền, đầu mũi tên hở.</w:t>
       </w:r>
     </w:p>
     <w:p>
       <w:r>
         <w:drawing>
-          <wp:inline distT="0" distB="0" distL="0" distR="0" wp14:anchorId="4AA66533" wp14:editId="627A6672">
-            <wp:extent cx="5943600" cy="3722370"/>
-            <wp:effectExtent l="0" t="0" r="0" b="0"/>
-            <wp:docPr id="1619276382" name="Picture 1"/>
+          <wp:inline distT="0" distB="0" distL="0" distR="0" wp14:anchorId="5DB816DF" wp14:editId="3FDA9D5C">
+            <wp:extent cx="5943600" cy="3479165"/>
+            <wp:effectExtent l="0" t="0" r="0" b="6985"/>
+            <wp:docPr id="136756457" name="Picture 1"/>
             <wp:cNvGraphicFramePr>
               <a:graphicFrameLocks xmlns:a="http://schemas.openxmlformats.org/drawingml/2006/main" noChangeAspect="1"/>
             </wp:cNvGraphicFramePr>
@@ -1053,7 +149,7 @@
               <a:graphicData uri="http://schemas.openxmlformats.org/drawingml/2006/picture">
                 <pic:pic xmlns:pic="http://schemas.openxmlformats.org/drawingml/2006/picture">
                   <pic:nvPicPr>
-                    <pic:cNvPr id="1619276382" name=""/>
+                    <pic:cNvPr id="136756457" name=""/>
                     <pic:cNvPicPr/>
                   </pic:nvPicPr>
                   <pic:blipFill>
@@ -1065,7 +161,7 @@
                   <pic:spPr>
                     <a:xfrm>
                       <a:off x="0" y="0"/>
-                      <a:ext cx="5943600" cy="3722370"/>
+                      <a:ext cx="5943600" cy="3479165"/>
                     </a:xfrm>
                     <a:prstGeom prst="rect">
                       <a:avLst/>
@@ -2000,6 +1096,7 @@
   <w:style w:type="character" w:default="1" w:styleId="DefaultParagraphFont">
     <w:name w:val="Default Paragraph Font"/>
     <w:uiPriority w:val="1"/>
+    <w:semiHidden/>
     <w:unhideWhenUsed/>
   </w:style>
   <w:style w:type="table" w:default="1" w:styleId="TableNormal">
